--- a/03_Outputs/final scripts/zh/Module 8/8.1.0-zh.docx
+++ b/03_Outputs/final scripts/zh/Module 8/8.1.0-zh.docx
@@ -29,7 +29,7 @@
     </w:p>
     <w:p>
       <w:r>
-        <w:t>趋势十分明确：能源的未来需要协调的政策、技术创新和国际合作。请继续关注，我们将探讨实现更清洁、更智能能源系统的挑战与路径。</w:t>
+        <w:t>趋势十分明确：能源的未来需要协调的政策、技术创新和国际合作。请继续关注我们，一起探索实现更清洁、更智能能源系统的挑战与路径。</w:t>
       </w:r>
     </w:p>
     <w:sectPr>
